--- a/templates/t7b01f5307454.docx
+++ b/templates/t7b01f5307454.docx
@@ -385,6 +385,34 @@
     </w:p>
     <w:p>
       <w:pPr>
+        <w:jc w:val="center"/>
+        <w:rPr>
+          <w:rFonts w:cs="Times New Roman"/>
+          <w:b/>
+          <w:bCs/>
+          <w:sz w:val="24"/>
+          <w:szCs w:val="24"/>
+          <w:rtl/>
+        </w:rPr>
+      </w:pPr>
+    </w:p>
+    <w:p>
+      <w:pPr>
+        <w:jc w:val="center"/>
+        <w:rPr>
+          <w:rFonts w:cs="Times New Roman"/>
+          <w:b/>
+          <w:bCs/>
+          <w:sz w:val="24"/>
+          <w:szCs w:val="24"/>
+          <w:rtl/>
+        </w:rPr>
+      </w:pPr>
+      <w:bookmarkStart w:id="0" w:name="_GoBack"/>
+      <w:bookmarkEnd w:id="0"/>
+    </w:p>
+    <w:p>
+      <w:pPr>
         <w:tabs>
           <w:tab w:val="left" w:pos="8212"/>
         </w:tabs>
@@ -496,8 +524,6 @@
       <w:r>
         <w:t>{{STAMP}}</w:t>
       </w:r>
-      <w:bookmarkStart w:id="0" w:name="_GoBack"/>
-      <w:bookmarkEnd w:id="0"/>
     </w:p>
     <w:sectPr>
       <w:headerReference w:type="even" r:id="rId6"/>
